--- a/tillsyn/A 54313-2023 tillsynsbegäran.docx
+++ b/tillsyn/A 54313-2023 tillsynsbegäran.docx
@@ -218,7 +218,7 @@
     <w:r>
       <w:tab/>
       <w:tab/>
-      <w:t>2024-11-29</w:t>
+      <w:t>2024-11-30</w:t>
       <w:br/>
       <w:br/>
     </w:r>

--- a/tillsyn/A 54313-2023 tillsynsbegäran.docx
+++ b/tillsyn/A 54313-2023 tillsynsbegäran.docx
@@ -218,7 +218,7 @@
     <w:r>
       <w:tab/>
       <w:tab/>
-      <w:t>2024-11-30</w:t>
+      <w:t>2024-12-01</w:t>
       <w:br/>
       <w:br/>
     </w:r>

--- a/tillsyn/A 54313-2023 tillsynsbegäran.docx
+++ b/tillsyn/A 54313-2023 tillsynsbegäran.docx
@@ -218,7 +218,7 @@
     <w:r>
       <w:tab/>
       <w:tab/>
-      <w:t>2024-12-01</w:t>
+      <w:t>2024-12-02</w:t>
       <w:br/>
       <w:br/>
     </w:r>

--- a/tillsyn/A 54313-2023 tillsynsbegäran.docx
+++ b/tillsyn/A 54313-2023 tillsynsbegäran.docx
@@ -7,7 +7,7 @@
         <w:pStyle w:val="Title"/>
       </w:pPr>
       <w:r>
-        <w:t>Tillsynsbegäran - information om höga naturvärden i avverkningsanmälan A 54313-2023 i Bergs kommun</w:t>
+        <w:t>Tillsynsbegäran – information om höga naturvärden i avverkningsanmälan A 54313-2023 i Bergs kommun</w:t>
       </w:r>
     </w:p>
     <w:p>
@@ -218,7 +218,7 @@
     <w:r>
       <w:tab/>
       <w:tab/>
-      <w:t>2024-12-02</w:t>
+      <w:t>2024-12-03</w:t>
       <w:br/>
       <w:br/>
     </w:r>

--- a/tillsyn/A 54313-2023 tillsynsbegäran.docx
+++ b/tillsyn/A 54313-2023 tillsynsbegäran.docx
@@ -218,7 +218,7 @@
     <w:r>
       <w:tab/>
       <w:tab/>
-      <w:t>2024-12-03</w:t>
+      <w:t>2024-12-04</w:t>
       <w:br/>
       <w:br/>
     </w:r>

--- a/tillsyn/A 54313-2023 tillsynsbegäran.docx
+++ b/tillsyn/A 54313-2023 tillsynsbegäran.docx
@@ -218,7 +218,7 @@
     <w:r>
       <w:tab/>
       <w:tab/>
-      <w:t>2024-12-04</w:t>
+      <w:t>2024-12-05</w:t>
       <w:br/>
       <w:br/>
     </w:r>

--- a/tillsyn/A 54313-2023 tillsynsbegäran.docx
+++ b/tillsyn/A 54313-2023 tillsynsbegäran.docx
@@ -218,7 +218,7 @@
     <w:r>
       <w:tab/>
       <w:tab/>
-      <w:t>2024-12-05</w:t>
+      <w:t>2024-12-07</w:t>
       <w:br/>
       <w:br/>
     </w:r>

--- a/tillsyn/A 54313-2023 tillsynsbegäran.docx
+++ b/tillsyn/A 54313-2023 tillsynsbegäran.docx
@@ -218,7 +218,7 @@
     <w:r>
       <w:tab/>
       <w:tab/>
-      <w:t>2024-12-07</w:t>
+      <w:t>2024-12-08</w:t>
       <w:br/>
       <w:br/>
     </w:r>

--- a/tillsyn/A 54313-2023 tillsynsbegäran.docx
+++ b/tillsyn/A 54313-2023 tillsynsbegäran.docx
@@ -218,7 +218,7 @@
     <w:r>
       <w:tab/>
       <w:tab/>
-      <w:t>2024-12-08</w:t>
+      <w:t>2024-12-09</w:t>
       <w:br/>
       <w:br/>
     </w:r>

--- a/tillsyn/A 54313-2023 tillsynsbegäran.docx
+++ b/tillsyn/A 54313-2023 tillsynsbegäran.docx
@@ -218,7 +218,7 @@
     <w:r>
       <w:tab/>
       <w:tab/>
-      <w:t>2024-12-09</w:t>
+      <w:t>2024-12-10</w:t>
       <w:br/>
       <w:br/>
     </w:r>

--- a/tillsyn/A 54313-2023 tillsynsbegäran.docx
+++ b/tillsyn/A 54313-2023 tillsynsbegäran.docx
@@ -218,7 +218,7 @@
     <w:r>
       <w:tab/>
       <w:tab/>
-      <w:t>2024-12-10</w:t>
+      <w:t>2024-12-11</w:t>
       <w:br/>
       <w:br/>
     </w:r>

--- a/tillsyn/A 54313-2023 tillsynsbegäran.docx
+++ b/tillsyn/A 54313-2023 tillsynsbegäran.docx
@@ -218,7 +218,7 @@
     <w:r>
       <w:tab/>
       <w:tab/>
-      <w:t>2024-12-11</w:t>
+      <w:t>2024-12-12</w:t>
       <w:br/>
       <w:br/>
     </w:r>

--- a/tillsyn/A 54313-2023 tillsynsbegäran.docx
+++ b/tillsyn/A 54313-2023 tillsynsbegäran.docx
@@ -218,7 +218,7 @@
     <w:r>
       <w:tab/>
       <w:tab/>
-      <w:t>2024-12-12</w:t>
+      <w:t>2024-12-13</w:t>
       <w:br/>
       <w:br/>
     </w:r>

--- a/tillsyn/A 54313-2023 tillsynsbegäran.docx
+++ b/tillsyn/A 54313-2023 tillsynsbegäran.docx
@@ -218,7 +218,7 @@
     <w:r>
       <w:tab/>
       <w:tab/>
-      <w:t>2024-12-13</w:t>
+      <w:t>2024-12-14</w:t>
       <w:br/>
       <w:br/>
     </w:r>

--- a/tillsyn/A 54313-2023 tillsynsbegäran.docx
+++ b/tillsyn/A 54313-2023 tillsynsbegäran.docx
@@ -218,7 +218,7 @@
     <w:r>
       <w:tab/>
       <w:tab/>
-      <w:t>2024-12-14</w:t>
+      <w:t>2024-12-15</w:t>
       <w:br/>
       <w:br/>
     </w:r>

--- a/tillsyn/A 54313-2023 tillsynsbegäran.docx
+++ b/tillsyn/A 54313-2023 tillsynsbegäran.docx
@@ -218,7 +218,7 @@
     <w:r>
       <w:tab/>
       <w:tab/>
-      <w:t>2024-12-15</w:t>
+      <w:t>2024-12-16</w:t>
       <w:br/>
       <w:br/>
     </w:r>

--- a/tillsyn/A 54313-2023 tillsynsbegäran.docx
+++ b/tillsyn/A 54313-2023 tillsynsbegäran.docx
@@ -218,7 +218,7 @@
     <w:r>
       <w:tab/>
       <w:tab/>
-      <w:t>2024-12-16</w:t>
+      <w:t>2024-12-17</w:t>
       <w:br/>
       <w:br/>
     </w:r>

--- a/tillsyn/A 54313-2023 tillsynsbegäran.docx
+++ b/tillsyn/A 54313-2023 tillsynsbegäran.docx
@@ -218,7 +218,7 @@
     <w:r>
       <w:tab/>
       <w:tab/>
-      <w:t>2024-12-17</w:t>
+      <w:t>2024-12-18</w:t>
       <w:br/>
       <w:br/>
     </w:r>

--- a/tillsyn/A 54313-2023 tillsynsbegäran.docx
+++ b/tillsyn/A 54313-2023 tillsynsbegäran.docx
@@ -218,7 +218,7 @@
     <w:r>
       <w:tab/>
       <w:tab/>
-      <w:t>2024-12-18</w:t>
+      <w:t>2024-12-19</w:t>
       <w:br/>
       <w:br/>
     </w:r>

--- a/tillsyn/A 54313-2023 tillsynsbegäran.docx
+++ b/tillsyn/A 54313-2023 tillsynsbegäran.docx
@@ -218,7 +218,7 @@
     <w:r>
       <w:tab/>
       <w:tab/>
-      <w:t>2024-12-19</w:t>
+      <w:t>2024-12-20</w:t>
       <w:br/>
       <w:br/>
     </w:r>

--- a/tillsyn/A 54313-2023 tillsynsbegäran.docx
+++ b/tillsyn/A 54313-2023 tillsynsbegäran.docx
@@ -218,7 +218,7 @@
     <w:r>
       <w:tab/>
       <w:tab/>
-      <w:t>2024-12-20</w:t>
+      <w:t>2024-12-22</w:t>
       <w:br/>
       <w:br/>
     </w:r>

--- a/tillsyn/A 54313-2023 tillsynsbegäran.docx
+++ b/tillsyn/A 54313-2023 tillsynsbegäran.docx
@@ -218,7 +218,7 @@
     <w:r>
       <w:tab/>
       <w:tab/>
-      <w:t>2024-12-22</w:t>
+      <w:t>2024-12-23</w:t>
       <w:br/>
       <w:br/>
     </w:r>

--- a/tillsyn/A 54313-2023 tillsynsbegäran.docx
+++ b/tillsyn/A 54313-2023 tillsynsbegäran.docx
@@ -218,7 +218,7 @@
     <w:r>
       <w:tab/>
       <w:tab/>
-      <w:t>2024-12-23</w:t>
+      <w:t>2024-12-24</w:t>
       <w:br/>
       <w:br/>
     </w:r>

--- a/tillsyn/A 54313-2023 tillsynsbegäran.docx
+++ b/tillsyn/A 54313-2023 tillsynsbegäran.docx
@@ -218,7 +218,7 @@
     <w:r>
       <w:tab/>
       <w:tab/>
-      <w:t>2024-12-31</w:t>
+      <w:t>2025-01-01</w:t>
       <w:br/>
       <w:br/>
     </w:r>

--- a/tillsyn/A 54313-2023 tillsynsbegäran.docx
+++ b/tillsyn/A 54313-2023 tillsynsbegäran.docx
@@ -218,7 +218,7 @@
     <w:r>
       <w:tab/>
       <w:tab/>
-      <w:t>2025-01-01</w:t>
+      <w:t>2025-01-02</w:t>
       <w:br/>
       <w:br/>
     </w:r>

--- a/tillsyn/A 54313-2023 tillsynsbegäran.docx
+++ b/tillsyn/A 54313-2023 tillsynsbegäran.docx
@@ -218,7 +218,7 @@
     <w:r>
       <w:tab/>
       <w:tab/>
-      <w:t>2025-01-02</w:t>
+      <w:t>2025-01-03</w:t>
       <w:br/>
       <w:br/>
     </w:r>

--- a/tillsyn/A 54313-2023 tillsynsbegäran.docx
+++ b/tillsyn/A 54313-2023 tillsynsbegäran.docx
@@ -218,7 +218,7 @@
     <w:r>
       <w:tab/>
       <w:tab/>
-      <w:t>2025-01-30</w:t>
+      <w:t>2025-01-31</w:t>
       <w:br/>
       <w:br/>
     </w:r>

--- a/tillsyn/A 54313-2023 tillsynsbegäran.docx
+++ b/tillsyn/A 54313-2023 tillsynsbegäran.docx
@@ -218,7 +218,7 @@
     <w:r>
       <w:tab/>
       <w:tab/>
-      <w:t>2025-01-31</w:t>
+      <w:t>2025-02-02</w:t>
       <w:br/>
       <w:br/>
     </w:r>

--- a/tillsyn/A 54313-2023 tillsynsbegäran.docx
+++ b/tillsyn/A 54313-2023 tillsynsbegäran.docx
@@ -218,7 +218,7 @@
     <w:r>
       <w:tab/>
       <w:tab/>
-      <w:t>2025-02-02</w:t>
+      <w:t>2025-02-03</w:t>
       <w:br/>
       <w:br/>
     </w:r>

--- a/tillsyn/A 54313-2023 tillsynsbegäran.docx
+++ b/tillsyn/A 54313-2023 tillsynsbegäran.docx
@@ -218,7 +218,7 @@
     <w:r>
       <w:tab/>
       <w:tab/>
-      <w:t>2025-02-03</w:t>
+      <w:t>2025-02-04</w:t>
       <w:br/>
       <w:br/>
     </w:r>

--- a/tillsyn/A 54313-2023 tillsynsbegäran.docx
+++ b/tillsyn/A 54313-2023 tillsynsbegäran.docx
@@ -218,7 +218,7 @@
     <w:r>
       <w:tab/>
       <w:tab/>
-      <w:t>2025-02-04</w:t>
+      <w:t>2025-02-05</w:t>
       <w:br/>
       <w:br/>
     </w:r>

--- a/tillsyn/A 54313-2023 tillsynsbegäran.docx
+++ b/tillsyn/A 54313-2023 tillsynsbegäran.docx
@@ -218,7 +218,7 @@
     <w:r>
       <w:tab/>
       <w:tab/>
-      <w:t>2025-02-05</w:t>
+      <w:t>2025-02-06</w:t>
       <w:br/>
       <w:br/>
     </w:r>

--- a/tillsyn/A 54313-2023 tillsynsbegäran.docx
+++ b/tillsyn/A 54313-2023 tillsynsbegäran.docx
@@ -218,7 +218,7 @@
     <w:r>
       <w:tab/>
       <w:tab/>
-      <w:t>2025-02-06</w:t>
+      <w:t>2025-02-07</w:t>
       <w:br/>
       <w:br/>
     </w:r>

--- a/tillsyn/A 54313-2023 tillsynsbegäran.docx
+++ b/tillsyn/A 54313-2023 tillsynsbegäran.docx
@@ -218,7 +218,7 @@
     <w:r>
       <w:tab/>
       <w:tab/>
-      <w:t>2025-02-07</w:t>
+      <w:t>2025-02-08</w:t>
       <w:br/>
       <w:br/>
     </w:r>

--- a/tillsyn/A 54313-2023 tillsynsbegäran.docx
+++ b/tillsyn/A 54313-2023 tillsynsbegäran.docx
@@ -218,7 +218,7 @@
     <w:r>
       <w:tab/>
       <w:tab/>
-      <w:t>2025-02-08</w:t>
+      <w:t>2025-02-09</w:t>
       <w:br/>
       <w:br/>
     </w:r>

--- a/tillsyn/A 54313-2023 tillsynsbegäran.docx
+++ b/tillsyn/A 54313-2023 tillsynsbegäran.docx
@@ -218,7 +218,7 @@
     <w:r>
       <w:tab/>
       <w:tab/>
-      <w:t>2025-02-09</w:t>
+      <w:t>2025-02-10</w:t>
       <w:br/>
       <w:br/>
     </w:r>

--- a/tillsyn/A 54313-2023 tillsynsbegäran.docx
+++ b/tillsyn/A 54313-2023 tillsynsbegäran.docx
@@ -218,7 +218,7 @@
     <w:r>
       <w:tab/>
       <w:tab/>
-      <w:t>2025-02-10</w:t>
+      <w:t>2025-02-11</w:t>
       <w:br/>
       <w:br/>
     </w:r>

--- a/tillsyn/A 54313-2023 tillsynsbegäran.docx
+++ b/tillsyn/A 54313-2023 tillsynsbegäran.docx
@@ -218,7 +218,7 @@
     <w:r>
       <w:tab/>
       <w:tab/>
-      <w:t>2025-02-11</w:t>
+      <w:t>2025-02-12</w:t>
       <w:br/>
       <w:br/>
     </w:r>

--- a/tillsyn/A 54313-2023 tillsynsbegäran.docx
+++ b/tillsyn/A 54313-2023 tillsynsbegäran.docx
@@ -218,7 +218,7 @@
     <w:r>
       <w:tab/>
       <w:tab/>
-      <w:t>2025-02-12</w:t>
+      <w:t>2025-02-13</w:t>
       <w:br/>
       <w:br/>
     </w:r>

--- a/tillsyn/A 54313-2023 tillsynsbegäran.docx
+++ b/tillsyn/A 54313-2023 tillsynsbegäran.docx
@@ -218,7 +218,7 @@
     <w:r>
       <w:tab/>
       <w:tab/>
-      <w:t>2025-02-13</w:t>
+      <w:t>2025-02-14</w:t>
       <w:br/>
       <w:br/>
     </w:r>

--- a/tillsyn/A 54313-2023 tillsynsbegäran.docx
+++ b/tillsyn/A 54313-2023 tillsynsbegäran.docx
@@ -218,7 +218,7 @@
     <w:r>
       <w:tab/>
       <w:tab/>
-      <w:t>2025-02-14</w:t>
+      <w:t>2025-02-15</w:t>
       <w:br/>
       <w:br/>
     </w:r>

--- a/tillsyn/A 54313-2023 tillsynsbegäran.docx
+++ b/tillsyn/A 54313-2023 tillsynsbegäran.docx
@@ -218,7 +218,7 @@
     <w:r>
       <w:tab/>
       <w:tab/>
-      <w:t>2025-02-15</w:t>
+      <w:t>2025-02-16</w:t>
       <w:br/>
       <w:br/>
     </w:r>

--- a/tillsyn/A 54313-2023 tillsynsbegäran.docx
+++ b/tillsyn/A 54313-2023 tillsynsbegäran.docx
@@ -218,7 +218,7 @@
     <w:r>
       <w:tab/>
       <w:tab/>
-      <w:t>2025-02-16</w:t>
+      <w:t>2025-02-17</w:t>
       <w:br/>
       <w:br/>
     </w:r>

--- a/tillsyn/A 54313-2023 tillsynsbegäran.docx
+++ b/tillsyn/A 54313-2023 tillsynsbegäran.docx
@@ -218,7 +218,7 @@
     <w:r>
       <w:tab/>
       <w:tab/>
-      <w:t>2025-02-17</w:t>
+      <w:t>2025-02-18</w:t>
       <w:br/>
       <w:br/>
     </w:r>

--- a/tillsyn/A 54313-2023 tillsynsbegäran.docx
+++ b/tillsyn/A 54313-2023 tillsynsbegäran.docx
@@ -218,7 +218,7 @@
     <w:r>
       <w:tab/>
       <w:tab/>
-      <w:t>2025-02-18</w:t>
+      <w:t>2025-02-19</w:t>
       <w:br/>
       <w:br/>
     </w:r>

--- a/tillsyn/A 54313-2023 tillsynsbegäran.docx
+++ b/tillsyn/A 54313-2023 tillsynsbegäran.docx
@@ -218,7 +218,7 @@
     <w:r>
       <w:tab/>
       <w:tab/>
-      <w:t>2025-03-02</w:t>
+      <w:t>2025-03-03</w:t>
       <w:br/>
       <w:br/>
     </w:r>

--- a/tillsyn/A 54313-2023 tillsynsbegäran.docx
+++ b/tillsyn/A 54313-2023 tillsynsbegäran.docx
@@ -218,7 +218,7 @@
     <w:r>
       <w:tab/>
       <w:tab/>
-      <w:t>2025-03-03</w:t>
+      <w:t>2025-03-04</w:t>
       <w:br/>
       <w:br/>
     </w:r>

--- a/tillsyn/A 54313-2023 tillsynsbegäran.docx
+++ b/tillsyn/A 54313-2023 tillsynsbegäran.docx
@@ -218,7 +218,7 @@
     <w:r>
       <w:tab/>
       <w:tab/>
-      <w:t>2025-03-04</w:t>
+      <w:t>2025-03-05</w:t>
       <w:br/>
       <w:br/>
     </w:r>

--- a/tillsyn/A 54313-2023 tillsynsbegäran.docx
+++ b/tillsyn/A 54313-2023 tillsynsbegäran.docx
@@ -218,7 +218,7 @@
     <w:r>
       <w:tab/>
       <w:tab/>
-      <w:t>2025-03-05</w:t>
+      <w:t>2025-03-06</w:t>
       <w:br/>
       <w:br/>
     </w:r>

--- a/tillsyn/A 54313-2023 tillsynsbegäran.docx
+++ b/tillsyn/A 54313-2023 tillsynsbegäran.docx
@@ -218,7 +218,7 @@
     <w:r>
       <w:tab/>
       <w:tab/>
-      <w:t>2025-03-06</w:t>
+      <w:t>2025-03-07</w:t>
       <w:br/>
       <w:br/>
     </w:r>

--- a/tillsyn/A 54313-2023 tillsynsbegäran.docx
+++ b/tillsyn/A 54313-2023 tillsynsbegäran.docx
@@ -218,7 +218,7 @@
     <w:r>
       <w:tab/>
       <w:tab/>
-      <w:t>2025-03-07</w:t>
+      <w:t>2025-03-08</w:t>
       <w:br/>
       <w:br/>
     </w:r>

--- a/tillsyn/A 54313-2023 tillsynsbegäran.docx
+++ b/tillsyn/A 54313-2023 tillsynsbegäran.docx
@@ -218,7 +218,7 @@
     <w:r>
       <w:tab/>
       <w:tab/>
-      <w:t>2025-03-08</w:t>
+      <w:t>2025-03-09</w:t>
       <w:br/>
       <w:br/>
     </w:r>

--- a/tillsyn/A 54313-2023 tillsynsbegäran.docx
+++ b/tillsyn/A 54313-2023 tillsynsbegäran.docx
@@ -218,7 +218,7 @@
     <w:r>
       <w:tab/>
       <w:tab/>
-      <w:t>2025-03-09</w:t>
+      <w:t>2025-03-10</w:t>
       <w:br/>
       <w:br/>
     </w:r>

--- a/tillsyn/A 54313-2023 tillsynsbegäran.docx
+++ b/tillsyn/A 54313-2023 tillsynsbegäran.docx
@@ -218,7 +218,7 @@
     <w:r>
       <w:tab/>
       <w:tab/>
-      <w:t>2025-03-10</w:t>
+      <w:t>2025-03-11</w:t>
       <w:br/>
       <w:br/>
     </w:r>

--- a/tillsyn/A 54313-2023 tillsynsbegäran.docx
+++ b/tillsyn/A 54313-2023 tillsynsbegäran.docx
@@ -218,7 +218,7 @@
     <w:r>
       <w:tab/>
       <w:tab/>
-      <w:t>2025-03-11</w:t>
+      <w:t>2025-03-12</w:t>
       <w:br/>
       <w:br/>
     </w:r>

--- a/tillsyn/A 54313-2023 tillsynsbegäran.docx
+++ b/tillsyn/A 54313-2023 tillsynsbegäran.docx
@@ -218,7 +218,7 @@
     <w:r>
       <w:tab/>
       <w:tab/>
-      <w:t>2025-03-12</w:t>
+      <w:t>2025-03-13</w:t>
       <w:br/>
       <w:br/>
     </w:r>

--- a/tillsyn/A 54313-2023 tillsynsbegäran.docx
+++ b/tillsyn/A 54313-2023 tillsynsbegäran.docx
@@ -218,7 +218,7 @@
     <w:r>
       <w:tab/>
       <w:tab/>
-      <w:t>2025-03-13</w:t>
+      <w:t>2025-03-14</w:t>
       <w:br/>
       <w:br/>
     </w:r>

--- a/tillsyn/A 54313-2023 tillsynsbegäran.docx
+++ b/tillsyn/A 54313-2023 tillsynsbegäran.docx
@@ -218,7 +218,7 @@
     <w:r>
       <w:tab/>
       <w:tab/>
-      <w:t>2025-03-14</w:t>
+      <w:t>2025-03-15</w:t>
       <w:br/>
       <w:br/>
     </w:r>

--- a/tillsyn/A 54313-2023 tillsynsbegäran.docx
+++ b/tillsyn/A 54313-2023 tillsynsbegäran.docx
@@ -218,7 +218,7 @@
     <w:r>
       <w:tab/>
       <w:tab/>
-      <w:t>2025-03-15</w:t>
+      <w:t>2025-03-16</w:t>
       <w:br/>
       <w:br/>
     </w:r>

--- a/tillsyn/A 54313-2023 tillsynsbegäran.docx
+++ b/tillsyn/A 54313-2023 tillsynsbegäran.docx
@@ -218,7 +218,7 @@
     <w:r>
       <w:tab/>
       <w:tab/>
-      <w:t>2025-03-16</w:t>
+      <w:t>2025-03-17</w:t>
       <w:br/>
       <w:br/>
     </w:r>

--- a/tillsyn/A 54313-2023 tillsynsbegäran.docx
+++ b/tillsyn/A 54313-2023 tillsynsbegäran.docx
@@ -218,7 +218,7 @@
     <w:r>
       <w:tab/>
       <w:tab/>
-      <w:t>2025-03-17</w:t>
+      <w:t>2025-03-18</w:t>
       <w:br/>
       <w:br/>
     </w:r>

--- a/tillsyn/A 54313-2023 tillsynsbegäran.docx
+++ b/tillsyn/A 54313-2023 tillsynsbegäran.docx
@@ -218,7 +218,7 @@
     <w:r>
       <w:tab/>
       <w:tab/>
-      <w:t>2025-03-18</w:t>
+      <w:t>2025-03-19</w:t>
       <w:br/>
       <w:br/>
     </w:r>

--- a/tillsyn/A 54313-2023 tillsynsbegäran.docx
+++ b/tillsyn/A 54313-2023 tillsynsbegäran.docx
@@ -218,7 +218,7 @@
     <w:r>
       <w:tab/>
       <w:tab/>
-      <w:t>2025-03-19</w:t>
+      <w:t>2025-03-20</w:t>
       <w:br/>
       <w:br/>
     </w:r>

--- a/tillsyn/A 54313-2023 tillsynsbegäran.docx
+++ b/tillsyn/A 54313-2023 tillsynsbegäran.docx
@@ -218,7 +218,7 @@
     <w:r>
       <w:tab/>
       <w:tab/>
-      <w:t>2025-03-20</w:t>
+      <w:t>2025-03-21</w:t>
       <w:br/>
       <w:br/>
     </w:r>

--- a/tillsyn/A 54313-2023 tillsynsbegäran.docx
+++ b/tillsyn/A 54313-2023 tillsynsbegäran.docx
@@ -218,7 +218,7 @@
     <w:r>
       <w:tab/>
       <w:tab/>
-      <w:t>2025-03-21</w:t>
+      <w:t>2025-03-22</w:t>
       <w:br/>
       <w:br/>
     </w:r>

--- a/tillsyn/A 54313-2023 tillsynsbegäran.docx
+++ b/tillsyn/A 54313-2023 tillsynsbegäran.docx
@@ -218,7 +218,7 @@
     <w:r>
       <w:tab/>
       <w:tab/>
-      <w:t>2025-03-22</w:t>
+      <w:t>2025-03-23</w:t>
       <w:br/>
       <w:br/>
     </w:r>

--- a/tillsyn/A 54313-2023 tillsynsbegäran.docx
+++ b/tillsyn/A 54313-2023 tillsynsbegäran.docx
@@ -218,7 +218,7 @@
     <w:r>
       <w:tab/>
       <w:tab/>
-      <w:t>2025-03-23</w:t>
+      <w:t>2025-03-24</w:t>
       <w:br/>
       <w:br/>
     </w:r>

--- a/tillsyn/A 54313-2023 tillsynsbegäran.docx
+++ b/tillsyn/A 54313-2023 tillsynsbegäran.docx
@@ -218,7 +218,7 @@
     <w:r>
       <w:tab/>
       <w:tab/>
-      <w:t>2025-03-24</w:t>
+      <w:t>2025-03-25</w:t>
       <w:br/>
       <w:br/>
     </w:r>

--- a/tillsyn/A 54313-2023 tillsynsbegäran.docx
+++ b/tillsyn/A 54313-2023 tillsynsbegäran.docx
@@ -218,7 +218,7 @@
     <w:r>
       <w:tab/>
       <w:tab/>
-      <w:t>2025-03-25</w:t>
+      <w:t>2025-03-26</w:t>
       <w:br/>
       <w:br/>
     </w:r>

--- a/tillsyn/A 54313-2023 tillsynsbegäran.docx
+++ b/tillsyn/A 54313-2023 tillsynsbegäran.docx
@@ -218,7 +218,7 @@
     <w:r>
       <w:tab/>
       <w:tab/>
-      <w:t>2025-03-26</w:t>
+      <w:t>2025-03-27</w:t>
       <w:br/>
       <w:br/>
     </w:r>

--- a/tillsyn/A 54313-2023 tillsynsbegäran.docx
+++ b/tillsyn/A 54313-2023 tillsynsbegäran.docx
@@ -218,7 +218,7 @@
     <w:r>
       <w:tab/>
       <w:tab/>
-      <w:t>2025-03-27</w:t>
+      <w:t>2025-03-28</w:t>
       <w:br/>
       <w:br/>
     </w:r>

--- a/tillsyn/A 54313-2023 tillsynsbegäran.docx
+++ b/tillsyn/A 54313-2023 tillsynsbegäran.docx
@@ -218,7 +218,7 @@
     <w:r>
       <w:tab/>
       <w:tab/>
-      <w:t>2025-03-28</w:t>
+      <w:t>2025-03-29</w:t>
       <w:br/>
       <w:br/>
     </w:r>

--- a/tillsyn/A 54313-2023 tillsynsbegäran.docx
+++ b/tillsyn/A 54313-2023 tillsynsbegäran.docx
@@ -218,7 +218,7 @@
     <w:r>
       <w:tab/>
       <w:tab/>
-      <w:t>2025-04-02</w:t>
+      <w:t>2025-04-03</w:t>
       <w:br/>
       <w:br/>
     </w:r>

--- a/tillsyn/A 54313-2023 tillsynsbegäran.docx
+++ b/tillsyn/A 54313-2023 tillsynsbegäran.docx
@@ -218,7 +218,7 @@
     <w:r>
       <w:tab/>
       <w:tab/>
-      <w:t>2025-04-03</w:t>
+      <w:t>2025-04-05</w:t>
       <w:br/>
       <w:br/>
     </w:r>

--- a/tillsyn/A 54313-2023 tillsynsbegäran.docx
+++ b/tillsyn/A 54313-2023 tillsynsbegäran.docx
@@ -218,7 +218,7 @@
     <w:r>
       <w:tab/>
       <w:tab/>
-      <w:t>2025-04-05</w:t>
+      <w:t>2025-04-06</w:t>
       <w:br/>
       <w:br/>
     </w:r>

--- a/tillsyn/A 54313-2023 tillsynsbegäran.docx
+++ b/tillsyn/A 54313-2023 tillsynsbegäran.docx
@@ -218,7 +218,7 @@
     <w:r>
       <w:tab/>
       <w:tab/>
-      <w:t>2025-04-06</w:t>
+      <w:t>2025-04-07</w:t>
       <w:br/>
       <w:br/>
     </w:r>

--- a/tillsyn/A 54313-2023 tillsynsbegäran.docx
+++ b/tillsyn/A 54313-2023 tillsynsbegäran.docx
@@ -218,7 +218,7 @@
     <w:r>
       <w:tab/>
       <w:tab/>
-      <w:t>2025-04-07</w:t>
+      <w:t>2025-04-08</w:t>
       <w:br/>
       <w:br/>
     </w:r>

--- a/tillsyn/A 54313-2023 tillsynsbegäran.docx
+++ b/tillsyn/A 54313-2023 tillsynsbegäran.docx
@@ -218,7 +218,7 @@
     <w:r>
       <w:tab/>
       <w:tab/>
-      <w:t>2025-04-08</w:t>
+      <w:t>2025-04-09</w:t>
       <w:br/>
       <w:br/>
     </w:r>

--- a/tillsyn/A 54313-2023 tillsynsbegäran.docx
+++ b/tillsyn/A 54313-2023 tillsynsbegäran.docx
@@ -218,7 +218,7 @@
     <w:r>
       <w:tab/>
       <w:tab/>
-      <w:t>2025-04-09</w:t>
+      <w:t>2025-04-10</w:t>
       <w:br/>
       <w:br/>
     </w:r>

--- a/tillsyn/A 54313-2023 tillsynsbegäran.docx
+++ b/tillsyn/A 54313-2023 tillsynsbegäran.docx
@@ -218,7 +218,7 @@
     <w:r>
       <w:tab/>
       <w:tab/>
-      <w:t>2025-04-10</w:t>
+      <w:t>2025-04-11</w:t>
       <w:br/>
       <w:br/>
     </w:r>

--- a/tillsyn/A 54313-2023 tillsynsbegäran.docx
+++ b/tillsyn/A 54313-2023 tillsynsbegäran.docx
@@ -218,7 +218,7 @@
     <w:r>
       <w:tab/>
       <w:tab/>
-      <w:t>2025-04-11</w:t>
+      <w:t>2025-04-12</w:t>
       <w:br/>
       <w:br/>
     </w:r>

--- a/tillsyn/A 54313-2023 tillsynsbegäran.docx
+++ b/tillsyn/A 54313-2023 tillsynsbegäran.docx
@@ -218,7 +218,7 @@
     <w:r>
       <w:tab/>
       <w:tab/>
-      <w:t>2025-04-12</w:t>
+      <w:t>2025-04-13</w:t>
       <w:br/>
       <w:br/>
     </w:r>

--- a/tillsyn/A 54313-2023 tillsynsbegäran.docx
+++ b/tillsyn/A 54313-2023 tillsynsbegäran.docx
@@ -218,7 +218,7 @@
     <w:r>
       <w:tab/>
       <w:tab/>
-      <w:t>2025-04-13</w:t>
+      <w:t>2025-04-14</w:t>
       <w:br/>
       <w:br/>
     </w:r>

--- a/tillsyn/A 54313-2023 tillsynsbegäran.docx
+++ b/tillsyn/A 54313-2023 tillsynsbegäran.docx
@@ -218,7 +218,7 @@
     <w:r>
       <w:tab/>
       <w:tab/>
-      <w:t>2025-04-14</w:t>
+      <w:t>2025-04-15</w:t>
       <w:br/>
       <w:br/>
     </w:r>

--- a/tillsyn/A 54313-2023 tillsynsbegäran.docx
+++ b/tillsyn/A 54313-2023 tillsynsbegäran.docx
@@ -218,7 +218,7 @@
     <w:r>
       <w:tab/>
       <w:tab/>
-      <w:t>2025-04-15</w:t>
+      <w:t>2025-04-16</w:t>
       <w:br/>
       <w:br/>
     </w:r>

--- a/tillsyn/A 54313-2023 tillsynsbegäran.docx
+++ b/tillsyn/A 54313-2023 tillsynsbegäran.docx
@@ -218,7 +218,7 @@
     <w:r>
       <w:tab/>
       <w:tab/>
-      <w:t>2025-04-16</w:t>
+      <w:t>2025-04-17</w:t>
       <w:br/>
       <w:br/>
     </w:r>

--- a/tillsyn/A 54313-2023 tillsynsbegäran.docx
+++ b/tillsyn/A 54313-2023 tillsynsbegäran.docx
@@ -218,7 +218,7 @@
     <w:r>
       <w:tab/>
       <w:tab/>
-      <w:t>2025-04-17</w:t>
+      <w:t>2025-04-18</w:t>
       <w:br/>
       <w:br/>
     </w:r>

--- a/tillsyn/A 54313-2023 tillsynsbegäran.docx
+++ b/tillsyn/A 54313-2023 tillsynsbegäran.docx
@@ -218,7 +218,7 @@
     <w:r>
       <w:tab/>
       <w:tab/>
-      <w:t>2025-04-18</w:t>
+      <w:t>2025-04-19</w:t>
       <w:br/>
       <w:br/>
     </w:r>

--- a/tillsyn/A 54313-2023 tillsynsbegäran.docx
+++ b/tillsyn/A 54313-2023 tillsynsbegäran.docx
@@ -229,7 +229,7 @@
     <w:r>
       <w:tab/>
       <w:tab/>
-      <w:t>2025-05-03</w:t>
+      <w:t>2025-05-04</w:t>
       <w:br/>
       <w:br/>
     </w:r>

--- a/tillsyn/A 54313-2023 tillsynsbegäran.docx
+++ b/tillsyn/A 54313-2023 tillsynsbegäran.docx
@@ -229,7 +229,7 @@
     <w:r>
       <w:tab/>
       <w:tab/>
-      <w:t>2025-05-04</w:t>
+      <w:t>2025-05-06</w:t>
       <w:br/>
       <w:br/>
     </w:r>

--- a/tillsyn/A 54313-2023 tillsynsbegäran.docx
+++ b/tillsyn/A 54313-2023 tillsynsbegäran.docx
@@ -229,7 +229,7 @@
     <w:r>
       <w:tab/>
       <w:tab/>
-      <w:t>2025-05-06</w:t>
+      <w:t>2025-05-07</w:t>
       <w:br/>
       <w:br/>
     </w:r>

--- a/tillsyn/A 54313-2023 tillsynsbegäran.docx
+++ b/tillsyn/A 54313-2023 tillsynsbegäran.docx
@@ -229,7 +229,7 @@
     <w:r>
       <w:tab/>
       <w:tab/>
-      <w:t>2025-05-07</w:t>
+      <w:t>2025-05-08</w:t>
       <w:br/>
       <w:br/>
     </w:r>

--- a/tillsyn/A 54313-2023 tillsynsbegäran.docx
+++ b/tillsyn/A 54313-2023 tillsynsbegäran.docx
@@ -229,7 +229,7 @@
     <w:r>
       <w:tab/>
       <w:tab/>
-      <w:t>2025-05-08</w:t>
+      <w:t>2025-05-09</w:t>
       <w:br/>
       <w:br/>
     </w:r>

--- a/tillsyn/A 54313-2023 tillsynsbegäran.docx
+++ b/tillsyn/A 54313-2023 tillsynsbegäran.docx
@@ -229,7 +229,7 @@
     <w:r>
       <w:tab/>
       <w:tab/>
-      <w:t>2025-05-09</w:t>
+      <w:t>2025-05-10</w:t>
       <w:br/>
       <w:br/>
     </w:r>

--- a/tillsyn/A 54313-2023 tillsynsbegäran.docx
+++ b/tillsyn/A 54313-2023 tillsynsbegäran.docx
@@ -229,7 +229,7 @@
     <w:r>
       <w:tab/>
       <w:tab/>
-      <w:t>2025-05-10</w:t>
+      <w:t>2025-05-11</w:t>
       <w:br/>
       <w:br/>
     </w:r>

--- a/tillsyn/A 54313-2023 tillsynsbegäran.docx
+++ b/tillsyn/A 54313-2023 tillsynsbegäran.docx
@@ -229,7 +229,7 @@
     <w:r>
       <w:tab/>
       <w:tab/>
-      <w:t>2025-05-11</w:t>
+      <w:t>2025-05-12</w:t>
       <w:br/>
       <w:br/>
     </w:r>

--- a/tillsyn/A 54313-2023 tillsynsbegäran.docx
+++ b/tillsyn/A 54313-2023 tillsynsbegäran.docx
@@ -229,7 +229,7 @@
     <w:r>
       <w:tab/>
       <w:tab/>
-      <w:t>2025-05-12</w:t>
+      <w:t>2025-05-13</w:t>
       <w:br/>
       <w:br/>
     </w:r>

--- a/tillsyn/A 54313-2023 tillsynsbegäran.docx
+++ b/tillsyn/A 54313-2023 tillsynsbegäran.docx
@@ -229,7 +229,7 @@
     <w:r>
       <w:tab/>
       <w:tab/>
-      <w:t>2025-05-13</w:t>
+      <w:t>2025-05-14</w:t>
       <w:br/>
       <w:br/>
     </w:r>

--- a/tillsyn/A 54313-2023 tillsynsbegäran.docx
+++ b/tillsyn/A 54313-2023 tillsynsbegäran.docx
@@ -229,7 +229,7 @@
     <w:r>
       <w:tab/>
       <w:tab/>
-      <w:t>2025-05-14</w:t>
+      <w:t>2025-05-15</w:t>
       <w:br/>
       <w:br/>
     </w:r>

--- a/tillsyn/A 54313-2023 tillsynsbegäran.docx
+++ b/tillsyn/A 54313-2023 tillsynsbegäran.docx
@@ -229,7 +229,7 @@
     <w:r>
       <w:tab/>
       <w:tab/>
-      <w:t>2025-05-15</w:t>
+      <w:t>2025-05-16</w:t>
       <w:br/>
       <w:br/>
     </w:r>

--- a/tillsyn/A 54313-2023 tillsynsbegäran.docx
+++ b/tillsyn/A 54313-2023 tillsynsbegäran.docx
@@ -229,7 +229,7 @@
     <w:r>
       <w:tab/>
       <w:tab/>
-      <w:t>2025-05-16</w:t>
+      <w:t>2025-05-17</w:t>
       <w:br/>
       <w:br/>
     </w:r>

--- a/tillsyn/A 54313-2023 tillsynsbegäran.docx
+++ b/tillsyn/A 54313-2023 tillsynsbegäran.docx
@@ -229,7 +229,7 @@
     <w:r>
       <w:tab/>
       <w:tab/>
-      <w:t>2025-05-17</w:t>
+      <w:t>2025-05-18</w:t>
       <w:br/>
       <w:br/>
     </w:r>

--- a/tillsyn/A 54313-2023 tillsynsbegäran.docx
+++ b/tillsyn/A 54313-2023 tillsynsbegäran.docx
@@ -229,7 +229,7 @@
     <w:r>
       <w:tab/>
       <w:tab/>
-      <w:t>2025-05-18</w:t>
+      <w:t>2025-05-19</w:t>
       <w:br/>
       <w:br/>
     </w:r>

--- a/tillsyn/A 54313-2023 tillsynsbegäran.docx
+++ b/tillsyn/A 54313-2023 tillsynsbegäran.docx
@@ -229,7 +229,7 @@
     <w:r>
       <w:tab/>
       <w:tab/>
-      <w:t>2025-05-19</w:t>
+      <w:t>2025-05-20</w:t>
       <w:br/>
       <w:br/>
     </w:r>

--- a/tillsyn/A 54313-2023 tillsynsbegäran.docx
+++ b/tillsyn/A 54313-2023 tillsynsbegäran.docx
@@ -229,7 +229,7 @@
     <w:r>
       <w:tab/>
       <w:tab/>
-      <w:t>2025-05-20</w:t>
+      <w:t>2025-05-21</w:t>
       <w:br/>
       <w:br/>
     </w:r>

--- a/tillsyn/A 54313-2023 tillsynsbegäran.docx
+++ b/tillsyn/A 54313-2023 tillsynsbegäran.docx
@@ -101,6 +101,17 @@
         <w:t xml:space="preserve"> förekommer främst i äldre skogar med naturskogskaraktär, liksom i dimensionsavverkade och plockhuggna skogar. I äldre grannaturskog i norra Sverige är den alltjämt en förhållandevis vanlig karaktärsart, medan den längre söderut blir allt mer sällsynt. I Götaland och delar av Svealand är den en god signalart för skyddsvärda granskogsmiljöer. Arten bedöms ha minskat starkt under senare år på grund av skogsavverkningar, då den framför allt växer i äldre granskog med långvarig grankontinuitet. I urskogsliknande bestånd i norra Sverige kan ibland påträffas den mycket sällsynta tickan grantickeporing (VU), som lever på döda grantickor (SLU Artdatabanken, 2024; Nitare &amp; Skogsstyrelsen, 2019).</w:t>
       </w:r>
     </w:p>
+    <w:p>
+      <w:r>
+        <w:rPr>
+          <w:b/>
+        </w:rPr>
+        <w:t xml:space="preserve">Kattfotslav </w:t>
+      </w:r>
+      <w:r>
+        <w:t>är en mycket god signalart i hela sitt svenska utbredningsområde och skogsbestånd med kattfotslav är alltid värdefulla ur naturvårdssynpunkt. Arten indikerar dels ett mikroklimat med konstant hög luftfuktighet, dels kontinuitet av äldre träd och god trädslutenhet. Trots att den är vanligare i sydvästra Sverige växer den enbart i skogsbestånd med höga naturvärden. Den är känslig för skogliga ingrepp som kan förändra lokal- och mikroklimat (Nitare &amp; Skogsstyrelsen, 2019).</w:t>
+      </w:r>
+    </w:p>
     <w:sectPr>
       <w:headerReference w:type="even" r:id="rId8"/>
       <w:headerReference w:type="default" r:id="rId9"/>
@@ -229,7 +240,7 @@
     <w:r>
       <w:tab/>
       <w:tab/>
-      <w:t>2025-05-21</w:t>
+      <w:t>2025-05-22</w:t>
       <w:br/>
       <w:br/>
     </w:r>

--- a/tillsyn/A 54313-2023 tillsynsbegäran.docx
+++ b/tillsyn/A 54313-2023 tillsynsbegäran.docx
@@ -240,7 +240,7 @@
     <w:r>
       <w:tab/>
       <w:tab/>
-      <w:t>2025-05-22</w:t>
+      <w:t>2025-05-23</w:t>
       <w:br/>
       <w:br/>
     </w:r>

--- a/tillsyn/A 54313-2023 tillsynsbegäran.docx
+++ b/tillsyn/A 54313-2023 tillsynsbegäran.docx
@@ -240,7 +240,7 @@
     <w:r>
       <w:tab/>
       <w:tab/>
-      <w:t>2025-05-23</w:t>
+      <w:t>2025-05-24</w:t>
       <w:br/>
       <w:br/>
     </w:r>

--- a/tillsyn/A 54313-2023 tillsynsbegäran.docx
+++ b/tillsyn/A 54313-2023 tillsynsbegäran.docx
@@ -240,7 +240,7 @@
     <w:r>
       <w:tab/>
       <w:tab/>
-      <w:t>2025-05-24</w:t>
+      <w:t>2025-05-25</w:t>
       <w:br/>
       <w:br/>
     </w:r>

--- a/tillsyn/A 54313-2023 tillsynsbegäran.docx
+++ b/tillsyn/A 54313-2023 tillsynsbegäran.docx
@@ -240,7 +240,7 @@
     <w:r>
       <w:tab/>
       <w:tab/>
-      <w:t>2025-05-25</w:t>
+      <w:t>2025-05-26</w:t>
       <w:br/>
       <w:br/>
     </w:r>

--- a/tillsyn/A 54313-2023 tillsynsbegäran.docx
+++ b/tillsyn/A 54313-2023 tillsynsbegäran.docx
@@ -240,7 +240,7 @@
     <w:r>
       <w:tab/>
       <w:tab/>
-      <w:t>2025-05-26</w:t>
+      <w:t>2025-05-27</w:t>
       <w:br/>
       <w:br/>
     </w:r>

--- a/tillsyn/A 54313-2023 tillsynsbegäran.docx
+++ b/tillsyn/A 54313-2023 tillsynsbegäran.docx
@@ -240,7 +240,7 @@
     <w:r>
       <w:tab/>
       <w:tab/>
-      <w:t>2025-05-27</w:t>
+      <w:t>2025-05-30</w:t>
       <w:br/>
       <w:br/>
     </w:r>

--- a/tillsyn/A 54313-2023 tillsynsbegäran.docx
+++ b/tillsyn/A 54313-2023 tillsynsbegäran.docx
@@ -240,7 +240,7 @@
     <w:r>
       <w:tab/>
       <w:tab/>
-      <w:t>2025-05-30</w:t>
+      <w:t>2025-06-01</w:t>
       <w:br/>
       <w:br/>
     </w:r>

--- a/tillsyn/A 54313-2023 tillsynsbegäran.docx
+++ b/tillsyn/A 54313-2023 tillsynsbegäran.docx
@@ -240,7 +240,7 @@
     <w:r>
       <w:tab/>
       <w:tab/>
-      <w:t>2025-06-01</w:t>
+      <w:t>2025-06-02</w:t>
       <w:br/>
       <w:br/>
     </w:r>

--- a/tillsyn/A 54313-2023 tillsynsbegäran.docx
+++ b/tillsyn/A 54313-2023 tillsynsbegäran.docx
@@ -240,7 +240,7 @@
     <w:r>
       <w:tab/>
       <w:tab/>
-      <w:t>2025-06-02</w:t>
+      <w:t>2025-06-03</w:t>
       <w:br/>
       <w:br/>
     </w:r>

--- a/tillsyn/A 54313-2023 tillsynsbegäran.docx
+++ b/tillsyn/A 54313-2023 tillsynsbegäran.docx
@@ -240,7 +240,7 @@
     <w:r>
       <w:tab/>
       <w:tab/>
-      <w:t>2025-06-03</w:t>
+      <w:t>2025-06-04</w:t>
       <w:br/>
       <w:br/>
     </w:r>

--- a/tillsyn/A 54313-2023 tillsynsbegäran.docx
+++ b/tillsyn/A 54313-2023 tillsynsbegäran.docx
@@ -240,7 +240,7 @@
     <w:r>
       <w:tab/>
       <w:tab/>
-      <w:t>2025-06-04</w:t>
+      <w:t>2025-06-05</w:t>
       <w:br/>
       <w:br/>
     </w:r>

--- a/tillsyn/A 54313-2023 tillsynsbegäran.docx
+++ b/tillsyn/A 54313-2023 tillsynsbegäran.docx
@@ -240,7 +240,7 @@
     <w:r>
       <w:tab/>
       <w:tab/>
-      <w:t>2025-06-13</w:t>
+      <w:t>2025-06-15</w:t>
       <w:br/>
       <w:br/>
     </w:r>

--- a/tillsyn/A 54313-2023 tillsynsbegäran.docx
+++ b/tillsyn/A 54313-2023 tillsynsbegäran.docx
@@ -240,7 +240,7 @@
     <w:r>
       <w:tab/>
       <w:tab/>
-      <w:t>2025-06-15</w:t>
+      <w:t>2025-06-16</w:t>
       <w:br/>
       <w:br/>
     </w:r>

--- a/tillsyn/A 54313-2023 tillsynsbegäran.docx
+++ b/tillsyn/A 54313-2023 tillsynsbegäran.docx
@@ -240,7 +240,7 @@
     <w:r>
       <w:tab/>
       <w:tab/>
-      <w:t>2025-06-16</w:t>
+      <w:t>2025-06-17</w:t>
       <w:br/>
       <w:br/>
     </w:r>

--- a/tillsyn/A 54313-2023 tillsynsbegäran.docx
+++ b/tillsyn/A 54313-2023 tillsynsbegäran.docx
@@ -240,7 +240,7 @@
     <w:r>
       <w:tab/>
       <w:tab/>
-      <w:t>2025-06-17</w:t>
+      <w:t>2025-06-18</w:t>
       <w:br/>
       <w:br/>
     </w:r>

--- a/tillsyn/A 54313-2023 tillsynsbegäran.docx
+++ b/tillsyn/A 54313-2023 tillsynsbegäran.docx
@@ -240,7 +240,7 @@
     <w:r>
       <w:tab/>
       <w:tab/>
-      <w:t>2025-06-18</w:t>
+      <w:t>2025-06-19</w:t>
       <w:br/>
       <w:br/>
     </w:r>

--- a/tillsyn/A 54313-2023 tillsynsbegäran.docx
+++ b/tillsyn/A 54313-2023 tillsynsbegäran.docx
@@ -240,7 +240,7 @@
     <w:r>
       <w:tab/>
       <w:tab/>
-      <w:t>2025-06-19</w:t>
+      <w:t>2025-06-20</w:t>
       <w:br/>
       <w:br/>
     </w:r>

--- a/tillsyn/A 54313-2023 tillsynsbegäran.docx
+++ b/tillsyn/A 54313-2023 tillsynsbegäran.docx
@@ -240,7 +240,7 @@
     <w:r>
       <w:tab/>
       <w:tab/>
-      <w:t>2025-06-20</w:t>
+      <w:t>2025-06-21</w:t>
       <w:br/>
       <w:br/>
     </w:r>

--- a/tillsyn/A 54313-2023 tillsynsbegäran.docx
+++ b/tillsyn/A 54313-2023 tillsynsbegäran.docx
@@ -240,7 +240,7 @@
     <w:r>
       <w:tab/>
       <w:tab/>
-      <w:t>2025-06-21</w:t>
+      <w:t>2025-06-22</w:t>
       <w:br/>
       <w:br/>
     </w:r>

--- a/tillsyn/A 54313-2023 tillsynsbegäran.docx
+++ b/tillsyn/A 54313-2023 tillsynsbegäran.docx
@@ -240,7 +240,7 @@
     <w:r>
       <w:tab/>
       <w:tab/>
-      <w:t>2025-06-22</w:t>
+      <w:t>2025-06-23</w:t>
       <w:br/>
       <w:br/>
     </w:r>

--- a/tillsyn/A 54313-2023 tillsynsbegäran.docx
+++ b/tillsyn/A 54313-2023 tillsynsbegäran.docx
@@ -240,7 +240,7 @@
     <w:r>
       <w:tab/>
       <w:tab/>
-      <w:t>2025-06-23</w:t>
+      <w:t>2025-06-24</w:t>
       <w:br/>
       <w:br/>
     </w:r>

--- a/tillsyn/A 54313-2023 tillsynsbegäran.docx
+++ b/tillsyn/A 54313-2023 tillsynsbegäran.docx
@@ -240,7 +240,7 @@
     <w:r>
       <w:tab/>
       <w:tab/>
-      <w:t>2025-06-24</w:t>
+      <w:t>2025-06-25</w:t>
       <w:br/>
       <w:br/>
     </w:r>

--- a/tillsyn/A 54313-2023 tillsynsbegäran.docx
+++ b/tillsyn/A 54313-2023 tillsynsbegäran.docx
@@ -240,7 +240,7 @@
     <w:r>
       <w:tab/>
       <w:tab/>
-      <w:t>2025-06-25</w:t>
+      <w:t>2025-06-26</w:t>
       <w:br/>
       <w:br/>
     </w:r>

--- a/tillsyn/A 54313-2023 tillsynsbegäran.docx
+++ b/tillsyn/A 54313-2023 tillsynsbegäran.docx
@@ -240,7 +240,7 @@
     <w:r>
       <w:tab/>
       <w:tab/>
-      <w:t>2025-06-26</w:t>
+      <w:t>2025-06-27</w:t>
       <w:br/>
       <w:br/>
     </w:r>

--- a/tillsyn/A 54313-2023 tillsynsbegäran.docx
+++ b/tillsyn/A 54313-2023 tillsynsbegäran.docx
@@ -240,7 +240,7 @@
     <w:r>
       <w:tab/>
       <w:tab/>
-      <w:t>2025-06-27</w:t>
+      <w:t>2025-06-28</w:t>
       <w:br/>
       <w:br/>
     </w:r>

--- a/tillsyn/A 54313-2023 tillsynsbegäran.docx
+++ b/tillsyn/A 54313-2023 tillsynsbegäran.docx
@@ -240,7 +240,7 @@
     <w:r>
       <w:tab/>
       <w:tab/>
-      <w:t>2025-06-28</w:t>
+      <w:t>2025-06-29</w:t>
       <w:br/>
       <w:br/>
     </w:r>

--- a/tillsyn/A 54313-2023 tillsynsbegäran.docx
+++ b/tillsyn/A 54313-2023 tillsynsbegäran.docx
@@ -240,7 +240,7 @@
     <w:r>
       <w:tab/>
       <w:tab/>
-      <w:t>2025-06-29</w:t>
+      <w:t>2025-06-30</w:t>
       <w:br/>
       <w:br/>
     </w:r>

--- a/tillsyn/A 54313-2023 tillsynsbegäran.docx
+++ b/tillsyn/A 54313-2023 tillsynsbegäran.docx
@@ -240,7 +240,7 @@
     <w:r>
       <w:tab/>
       <w:tab/>
-      <w:t>2025-06-30</w:t>
+      <w:t>2025-07-01</w:t>
       <w:br/>
       <w:br/>
     </w:r>

--- a/tillsyn/A 54313-2023 tillsynsbegäran.docx
+++ b/tillsyn/A 54313-2023 tillsynsbegäran.docx
@@ -240,7 +240,7 @@
     <w:r>
       <w:tab/>
       <w:tab/>
-      <w:t>2025-07-01</w:t>
+      <w:t>2025-07-02</w:t>
       <w:br/>
       <w:br/>
     </w:r>

--- a/tillsyn/A 54313-2023 tillsynsbegäran.docx
+++ b/tillsyn/A 54313-2023 tillsynsbegäran.docx
@@ -240,7 +240,7 @@
     <w:r>
       <w:tab/>
       <w:tab/>
-      <w:t>2025-07-02</w:t>
+      <w:t>2025-07-03</w:t>
       <w:br/>
       <w:br/>
     </w:r>

--- a/tillsyn/A 54313-2023 tillsynsbegäran.docx
+++ b/tillsyn/A 54313-2023 tillsynsbegäran.docx
@@ -240,7 +240,7 @@
     <w:r>
       <w:tab/>
       <w:tab/>
-      <w:t>2025-07-03</w:t>
+      <w:t>2025-07-04</w:t>
       <w:br/>
       <w:br/>
     </w:r>

--- a/tillsyn/A 54313-2023 tillsynsbegäran.docx
+++ b/tillsyn/A 54313-2023 tillsynsbegäran.docx
@@ -240,7 +240,7 @@
     <w:r>
       <w:tab/>
       <w:tab/>
-      <w:t>2025-07-04</w:t>
+      <w:t>2025-07-05</w:t>
       <w:br/>
       <w:br/>
     </w:r>

--- a/tillsyn/A 54313-2023 tillsynsbegäran.docx
+++ b/tillsyn/A 54313-2023 tillsynsbegäran.docx
@@ -240,7 +240,7 @@
     <w:r>
       <w:tab/>
       <w:tab/>
-      <w:t>2025-07-05</w:t>
+      <w:t>2025-07-06</w:t>
       <w:br/>
       <w:br/>
     </w:r>

--- a/tillsyn/A 54313-2023 tillsynsbegäran.docx
+++ b/tillsyn/A 54313-2023 tillsynsbegäran.docx
@@ -240,7 +240,7 @@
     <w:r>
       <w:tab/>
       <w:tab/>
-      <w:t>2025-07-06</w:t>
+      <w:t>2025-07-07</w:t>
       <w:br/>
       <w:br/>
     </w:r>

--- a/tillsyn/A 54313-2023 tillsynsbegäran.docx
+++ b/tillsyn/A 54313-2023 tillsynsbegäran.docx
@@ -240,7 +240,7 @@
     <w:r>
       <w:tab/>
       <w:tab/>
-      <w:t>2025-07-07</w:t>
+      <w:t>2025-07-08</w:t>
       <w:br/>
       <w:br/>
     </w:r>

--- a/tillsyn/A 54313-2023 tillsynsbegäran.docx
+++ b/tillsyn/A 54313-2023 tillsynsbegäran.docx
@@ -240,7 +240,7 @@
     <w:r>
       <w:tab/>
       <w:tab/>
-      <w:t>2025-07-08</w:t>
+      <w:t>2025-07-09</w:t>
       <w:br/>
       <w:br/>
     </w:r>

--- a/tillsyn/A 54313-2023 tillsynsbegäran.docx
+++ b/tillsyn/A 54313-2023 tillsynsbegäran.docx
@@ -240,7 +240,7 @@
     <w:r>
       <w:tab/>
       <w:tab/>
-      <w:t>2025-07-09</w:t>
+      <w:t>2025-07-11</w:t>
       <w:br/>
       <w:br/>
     </w:r>

--- a/tillsyn/A 54313-2023 tillsynsbegäran.docx
+++ b/tillsyn/A 54313-2023 tillsynsbegäran.docx
@@ -240,7 +240,7 @@
     <w:r>
       <w:tab/>
       <w:tab/>
-      <w:t>2025-07-11</w:t>
+      <w:t>2025-07-12</w:t>
       <w:br/>
       <w:br/>
     </w:r>

--- a/tillsyn/A 54313-2023 tillsynsbegäran.docx
+++ b/tillsyn/A 54313-2023 tillsynsbegäran.docx
@@ -240,7 +240,7 @@
     <w:r>
       <w:tab/>
       <w:tab/>
-      <w:t>2025-07-12</w:t>
+      <w:t>2025-07-13</w:t>
       <w:br/>
       <w:br/>
     </w:r>

--- a/tillsyn/A 54313-2023 tillsynsbegäran.docx
+++ b/tillsyn/A 54313-2023 tillsynsbegäran.docx
@@ -240,7 +240,7 @@
     <w:r>
       <w:tab/>
       <w:tab/>
-      <w:t>2025-07-13</w:t>
+      <w:t>2025-07-14</w:t>
       <w:br/>
       <w:br/>
     </w:r>

--- a/tillsyn/A 54313-2023 tillsynsbegäran.docx
+++ b/tillsyn/A 54313-2023 tillsynsbegäran.docx
@@ -240,7 +240,7 @@
     <w:r>
       <w:tab/>
       <w:tab/>
-      <w:t>2025-08-06</w:t>
+      <w:t>2025-08-09</w:t>
       <w:br/>
       <w:br/>
     </w:r>
